--- a/Self Study MCQ/Self Study DBT MCQ Session 13  to 15 Set 1.docx
+++ b/Self Study MCQ/Self Study DBT MCQ Session 13  to 15 Set 1.docx
@@ -130,14 +130,6 @@
         </w:rPr>
         <w:t>1. A trigger in MySQL is:</w:t>
       </w:r>
-      <w:r>
-        <w:rPr>
-          <w:rFonts w:ascii="Arial" w:hAnsi="Arial" w:cs="Arial"/>
-          <w:sz w:val="20"/>
-          <w:szCs w:val="20"/>
-        </w:rPr>
-        <w:br/>
-      </w:r>
     </w:p>
     <w:p>
       <w:pPr>
@@ -246,15 +238,7 @@
           <w:sz w:val="20"/>
           <w:szCs w:val="20"/>
         </w:rPr>
-        <w:t>2. Which DML events can fire a trigger in MySQL?</w:t>
-      </w:r>
-      <w:r>
-        <w:rPr>
-          <w:rFonts w:ascii="Arial" w:hAnsi="Arial" w:cs="Arial"/>
-          <w:sz w:val="20"/>
-          <w:szCs w:val="20"/>
-        </w:rPr>
-        <w:br/>
+        <w:t>2. Which DML events can fire a trigger in MySQL</w:t>
       </w:r>
     </w:p>
     <w:p>
@@ -366,14 +350,6 @@
         </w:rPr>
         <w:t>3. The timing options for triggers in MySQL are:</w:t>
       </w:r>
-      <w:r>
-        <w:rPr>
-          <w:rFonts w:ascii="Arial" w:hAnsi="Arial" w:cs="Arial"/>
-          <w:sz w:val="20"/>
-          <w:szCs w:val="20"/>
-        </w:rPr>
-        <w:br/>
-      </w:r>
     </w:p>
     <w:p>
       <w:pPr>
@@ -484,14 +460,6 @@
         </w:rPr>
         <w:t>4. Which timing is NOT supported in MySQL triggers (but exists in some other DBMS)?</w:t>
       </w:r>
-      <w:r>
-        <w:rPr>
-          <w:rFonts w:ascii="Arial" w:hAnsi="Arial" w:cs="Arial"/>
-          <w:sz w:val="20"/>
-          <w:szCs w:val="20"/>
-        </w:rPr>
-        <w:br/>
-      </w:r>
     </w:p>
     <w:p>
       <w:pPr>
@@ -602,14 +570,6 @@
         </w:rPr>
         <w:t>5. How many triggers of the same event and timing can a table have in MySQL?</w:t>
       </w:r>
-      <w:r>
-        <w:rPr>
-          <w:rFonts w:ascii="Arial" w:hAnsi="Arial" w:cs="Arial"/>
-          <w:sz w:val="20"/>
-          <w:szCs w:val="20"/>
-        </w:rPr>
-        <w:br/>
-      </w:r>
     </w:p>
     <w:p>
       <w:pPr>
@@ -721,14 +681,6 @@
         </w:rPr>
         <w:t>6. In an INSERT trigger, which pseudo-record is available?</w:t>
       </w:r>
-      <w:r>
-        <w:rPr>
-          <w:rFonts w:ascii="Arial" w:hAnsi="Arial" w:cs="Arial"/>
-          <w:sz w:val="20"/>
-          <w:szCs w:val="20"/>
-        </w:rPr>
-        <w:br/>
-      </w:r>
     </w:p>
     <w:p>
       <w:pPr>
@@ -839,14 +791,6 @@
         </w:rPr>
         <w:t>7. In a DELETE trigger, which pseudo-record is available?</w:t>
       </w:r>
-      <w:r>
-        <w:rPr>
-          <w:rFonts w:ascii="Arial" w:hAnsi="Arial" w:cs="Arial"/>
-          <w:sz w:val="20"/>
-          <w:szCs w:val="20"/>
-        </w:rPr>
-        <w:br/>
-      </w:r>
     </w:p>
     <w:p>
       <w:pPr>
@@ -957,14 +901,6 @@
         </w:rPr>
         <w:t>8. In an UPDATE trigger, which pseudo-records are available?</w:t>
       </w:r>
-      <w:r>
-        <w:rPr>
-          <w:rFonts w:ascii="Arial" w:hAnsi="Arial" w:cs="Arial"/>
-          <w:sz w:val="20"/>
-          <w:szCs w:val="20"/>
-        </w:rPr>
-        <w:br/>
-      </w:r>
     </w:p>
     <w:p>
       <w:pPr>
@@ -1075,14 +1011,6 @@
         </w:rPr>
         <w:t>9. To refer to the new value of a column in a BEFORE UPDATE trigger, you use:</w:t>
       </w:r>
-      <w:r>
-        <w:rPr>
-          <w:rFonts w:ascii="Arial" w:hAnsi="Arial" w:cs="Arial"/>
-          <w:sz w:val="20"/>
-          <w:szCs w:val="20"/>
-        </w:rPr>
-        <w:br/>
-      </w:r>
     </w:p>
     <w:p>
       <w:pPr>
@@ -1193,14 +1121,6 @@
         </w:rPr>
         <w:t>10. OLD.column_name in a DELETE trigger represents:</w:t>
       </w:r>
-      <w:r>
-        <w:rPr>
-          <w:rFonts w:ascii="Arial" w:hAnsi="Arial" w:cs="Arial"/>
-          <w:sz w:val="20"/>
-          <w:szCs w:val="20"/>
-        </w:rPr>
-        <w:br/>
-      </w:r>
     </w:p>
     <w:p>
       <w:pPr>
@@ -1311,14 +1231,6 @@
         </w:rPr>
         <w:t>11. In a BEFORE INSERT trigger, you can modify:</w:t>
       </w:r>
-      <w:r>
-        <w:rPr>
-          <w:rFonts w:ascii="Arial" w:hAnsi="Arial" w:cs="Arial"/>
-          <w:sz w:val="20"/>
-          <w:szCs w:val="20"/>
-        </w:rPr>
-        <w:br/>
-      </w:r>
     </w:p>
     <w:p>
       <w:pPr>
@@ -1429,31 +1341,22 @@
         </w:rPr>
         <w:t>12. In an AFTER UPDATE trigger, can you modify NEW values?</w:t>
       </w:r>
-      <w:r>
-        <w:rPr>
-          <w:rFonts w:ascii="Arial" w:hAnsi="Arial" w:cs="Arial"/>
-          <w:sz w:val="20"/>
-          <w:szCs w:val="20"/>
-        </w:rPr>
-        <w:br/>
-      </w:r>
-    </w:p>
-    <w:p>
-      <w:pPr>
-        <w:spacing w:after="0" w:line="240" w:lineRule="auto"/>
-        <w:rPr>
-          <w:rFonts w:ascii="Arial" w:hAnsi="Arial" w:cs="Arial"/>
-          <w:sz w:val="20"/>
-          <w:szCs w:val="20"/>
-        </w:rPr>
-      </w:pPr>
-      <w:r>
-        <w:rPr>
-          <w:rFonts w:ascii="Arial" w:hAnsi="Arial" w:cs="Arial"/>
-          <w:sz w:val="20"/>
-          <w:szCs w:val="20"/>
-        </w:rPr>
-        <w:lastRenderedPageBreak/>
+    </w:p>
+    <w:p>
+      <w:pPr>
+        <w:spacing w:after="0" w:line="240" w:lineRule="auto"/>
+        <w:rPr>
+          <w:rFonts w:ascii="Arial" w:hAnsi="Arial" w:cs="Arial"/>
+          <w:sz w:val="20"/>
+          <w:szCs w:val="20"/>
+        </w:rPr>
+      </w:pPr>
+      <w:r>
+        <w:rPr>
+          <w:rFonts w:ascii="Arial" w:hAnsi="Arial" w:cs="Arial"/>
+          <w:sz w:val="20"/>
+          <w:szCs w:val="20"/>
+        </w:rPr>
         <w:t>A) Yes</w:t>
       </w:r>
       <w:r>
@@ -1472,6 +1375,13 @@
           <w:szCs w:val="20"/>
         </w:rPr>
         <w:br/>
+      </w:r>
+      <w:r>
+        <w:rPr>
+          <w:rFonts w:ascii="Arial" w:hAnsi="Arial" w:cs="Arial"/>
+          <w:sz w:val="20"/>
+          <w:szCs w:val="20"/>
+        </w:rPr>
         <w:t>C) Only if BEFORE also exists</w:t>
       </w:r>
       <w:r>
@@ -1541,14 +1451,6 @@
         </w:rPr>
         <w:t>13. A trigger that fires for each row is called:</w:t>
       </w:r>
-      <w:r>
-        <w:rPr>
-          <w:rFonts w:ascii="Arial" w:hAnsi="Arial" w:cs="Arial"/>
-          <w:sz w:val="20"/>
-          <w:szCs w:val="20"/>
-        </w:rPr>
-        <w:br/>
-      </w:r>
     </w:p>
     <w:p>
       <w:pPr>
@@ -1583,6 +1485,13 @@
           <w:szCs w:val="20"/>
         </w:rPr>
         <w:br/>
+      </w:r>
+      <w:r>
+        <w:rPr>
+          <w:rFonts w:ascii="Arial" w:hAnsi="Arial" w:cs="Arial"/>
+          <w:sz w:val="20"/>
+          <w:szCs w:val="20"/>
+        </w:rPr>
         <w:t>C) Column-level trigger</w:t>
       </w:r>
       <w:r>
@@ -1652,14 +1561,6 @@
         </w:rPr>
         <w:t>14. MySQL does NOT support:</w:t>
       </w:r>
-      <w:r>
-        <w:rPr>
-          <w:rFonts w:ascii="Arial" w:hAnsi="Arial" w:cs="Arial"/>
-          <w:sz w:val="20"/>
-          <w:szCs w:val="20"/>
-        </w:rPr>
-        <w:br/>
-      </w:r>
     </w:p>
     <w:p>
       <w:pPr>
@@ -1694,6 +1595,13 @@
           <w:szCs w:val="20"/>
         </w:rPr>
         <w:br/>
+      </w:r>
+      <w:r>
+        <w:rPr>
+          <w:rFonts w:ascii="Arial" w:hAnsi="Arial" w:cs="Arial"/>
+          <w:sz w:val="20"/>
+          <w:szCs w:val="20"/>
+        </w:rPr>
         <w:t>C) BEFORE triggers</w:t>
       </w:r>
       <w:r>
@@ -1754,6 +1662,7 @@
           <w:sz w:val="20"/>
           <w:szCs w:val="20"/>
         </w:rPr>
+        <w:lastRenderedPageBreak/>
         <w:t>15. Which statement correctly creates a trigger?</w:t>
       </w:r>
       <w:r>
@@ -1831,14 +1740,6 @@
         </w:rPr>
         <w:t>16. A common use of BEFORE INSERT trigger is:</w:t>
       </w:r>
-      <w:r>
-        <w:rPr>
-          <w:rFonts w:ascii="Arial" w:hAnsi="Arial" w:cs="Arial"/>
-          <w:sz w:val="20"/>
-          <w:szCs w:val="20"/>
-        </w:rPr>
-        <w:br/>
-      </w:r>
     </w:p>
     <w:p>
       <w:pPr>
@@ -1942,14 +1843,6 @@
         </w:rPr>
         <w:t>17. An AFTER DELETE trigger is typically used for:</w:t>
       </w:r>
-      <w:r>
-        <w:rPr>
-          <w:rFonts w:ascii="Arial" w:hAnsi="Arial" w:cs="Arial"/>
-          <w:sz w:val="20"/>
-          <w:szCs w:val="20"/>
-        </w:rPr>
-        <w:br/>
-      </w:r>
     </w:p>
     <w:p>
       <w:pPr>
@@ -2053,14 +1946,6 @@
         </w:rPr>
         <w:t>18. To prevent an invalid INSERT operation, you can use:</w:t>
       </w:r>
-      <w:r>
-        <w:rPr>
-          <w:rFonts w:ascii="Arial" w:hAnsi="Arial" w:cs="Arial"/>
-          <w:sz w:val="20"/>
-          <w:szCs w:val="20"/>
-        </w:rPr>
-        <w:br/>
-      </w:r>
     </w:p>
     <w:p>
       <w:pPr>
@@ -2164,14 +2049,6 @@
         </w:rPr>
         <w:t>19. Which action can a trigger perform?</w:t>
       </w:r>
-      <w:r>
-        <w:rPr>
-          <w:rFonts w:ascii="Arial" w:hAnsi="Arial" w:cs="Arial"/>
-          <w:sz w:val="20"/>
-          <w:szCs w:val="20"/>
-        </w:rPr>
-        <w:br/>
-      </w:r>
     </w:p>
     <w:p>
       <w:pPr>
@@ -2275,14 +2152,6 @@
         </w:rPr>
         <w:t>20. A trigger that maintains a summary table (e.g., total sales) is best implemented as:</w:t>
       </w:r>
-      <w:r>
-        <w:rPr>
-          <w:rFonts w:ascii="Arial" w:hAnsi="Arial" w:cs="Arial"/>
-          <w:sz w:val="20"/>
-          <w:szCs w:val="20"/>
-        </w:rPr>
-        <w:br/>
-      </w:r>
     </w:p>
     <w:p>
       <w:pPr>
@@ -2386,14 +2255,6 @@
         </w:rPr>
         <w:t>21. In MySQL stored procedures, which statement declares a handler?</w:t>
       </w:r>
-      <w:r>
-        <w:rPr>
-          <w:rFonts w:ascii="Arial" w:hAnsi="Arial" w:cs="Arial"/>
-          <w:sz w:val="20"/>
-          <w:szCs w:val="20"/>
-        </w:rPr>
-        <w:br/>
-      </w:r>
     </w:p>
     <w:p>
       <w:pPr>
@@ -2565,14 +2426,6 @@
         </w:rPr>
         <w:t>23. What does DECLARE EXIT HANDLER FOR NOT FOUND do?</w:t>
       </w:r>
-      <w:r>
-        <w:rPr>
-          <w:rFonts w:ascii="Arial" w:hAnsi="Arial" w:cs="Arial"/>
-          <w:sz w:val="20"/>
-          <w:szCs w:val="20"/>
-        </w:rPr>
-        <w:br/>
-      </w:r>
     </w:p>
     <w:p>
       <w:pPr>
@@ -2676,14 +2529,6 @@
         </w:rPr>
         <w:t>24. Which condition can be handled?</w:t>
       </w:r>
-      <w:r>
-        <w:rPr>
-          <w:rFonts w:ascii="Arial" w:hAnsi="Arial" w:cs="Arial"/>
-          <w:sz w:val="20"/>
-          <w:szCs w:val="20"/>
-        </w:rPr>
-        <w:br/>
-      </w:r>
     </w:p>
     <w:p>
       <w:pPr>
@@ -2902,6 +2747,30 @@
         <w:spacing w:after="0" w:line="240" w:lineRule="auto"/>
         <w:rPr>
           <w:rFonts w:ascii="Arial" w:hAnsi="Arial" w:cs="Arial"/>
+          <w:b/>
+          <w:bCs/>
+          <w:sz w:val="20"/>
+          <w:szCs w:val="20"/>
+        </w:rPr>
+      </w:pPr>
+    </w:p>
+    <w:p>
+      <w:pPr>
+        <w:spacing w:after="0" w:line="240" w:lineRule="auto"/>
+        <w:rPr>
+          <w:rFonts w:ascii="Arial" w:hAnsi="Arial" w:cs="Arial"/>
+          <w:b/>
+          <w:bCs/>
+          <w:sz w:val="20"/>
+          <w:szCs w:val="20"/>
+        </w:rPr>
+      </w:pPr>
+    </w:p>
+    <w:p>
+      <w:pPr>
+        <w:spacing w:after="0" w:line="240" w:lineRule="auto"/>
+        <w:rPr>
+          <w:rFonts w:ascii="Arial" w:hAnsi="Arial" w:cs="Arial"/>
           <w:sz w:val="20"/>
           <w:szCs w:val="20"/>
         </w:rPr>
@@ -2923,14 +2792,6 @@
         </w:rPr>
         <w:t>27. SIGNAL SQLSTATE '45000' SET MESSAGE_TEXT = 'Custom error'; does what?</w:t>
       </w:r>
-      <w:r>
-        <w:rPr>
-          <w:rFonts w:ascii="Arial" w:hAnsi="Arial" w:cs="Arial"/>
-          <w:sz w:val="20"/>
-          <w:szCs w:val="20"/>
-        </w:rPr>
-        <w:br/>
-      </w:r>
     </w:p>
     <w:p>
       <w:pPr>
@@ -3034,14 +2895,6 @@
         </w:rPr>
         <w:t>28. Which SQLSTATE class represents custom user errors?</w:t>
       </w:r>
-      <w:r>
-        <w:rPr>
-          <w:rFonts w:ascii="Arial" w:hAnsi="Arial" w:cs="Arial"/>
-          <w:sz w:val="20"/>
-          <w:szCs w:val="20"/>
-        </w:rPr>
-        <w:br/>
-      </w:r>
     </w:p>
     <w:p>
       <w:pPr>
@@ -3145,14 +2998,6 @@
         </w:rPr>
         <w:t>29. A handler with condition SQLWARNING catches:</w:t>
       </w:r>
-      <w:r>
-        <w:rPr>
-          <w:rFonts w:ascii="Arial" w:hAnsi="Arial" w:cs="Arial"/>
-          <w:sz w:val="20"/>
-          <w:szCs w:val="20"/>
-        </w:rPr>
-        <w:br/>
-      </w:r>
     </w:p>
     <w:p>
       <w:pPr>
@@ -3256,14 +3101,6 @@
         </w:rPr>
         <w:t>30. The default action if no handler is declared for an error in a stored procedure is:</w:t>
       </w:r>
-      <w:r>
-        <w:rPr>
-          <w:rFonts w:ascii="Arial" w:hAnsi="Arial" w:cs="Arial"/>
-          <w:sz w:val="20"/>
-          <w:szCs w:val="20"/>
-        </w:rPr>
-        <w:br/>
-      </w:r>
     </w:p>
     <w:p>
       <w:pPr>
@@ -3363,14 +3200,6 @@
         </w:rPr>
         <w:t>31. Multiple handlers can be declared for different conditions.</w:t>
       </w:r>
-      <w:r>
-        <w:rPr>
-          <w:rFonts w:ascii="Arial" w:hAnsi="Arial" w:cs="Arial"/>
-          <w:sz w:val="20"/>
-          <w:szCs w:val="20"/>
-        </w:rPr>
-        <w:br/>
-      </w:r>
     </w:p>
     <w:p>
       <w:pPr>
@@ -3456,14 +3285,6 @@
         </w:rPr>
         <w:t>32. Which handler action rolls back the current transaction on error?</w:t>
       </w:r>
-      <w:r>
-        <w:rPr>
-          <w:rFonts w:ascii="Arial" w:hAnsi="Arial" w:cs="Arial"/>
-          <w:sz w:val="20"/>
-          <w:szCs w:val="20"/>
-        </w:rPr>
-        <w:br/>
-      </w:r>
     </w:p>
     <w:p>
       <w:pPr>
@@ -3567,14 +3388,6 @@
         </w:rPr>
         <w:t>33. DECLARE CONTINUE HANDLER FOR 1062 (duplicate key error) can be used to:</w:t>
       </w:r>
-      <w:r>
-        <w:rPr>
-          <w:rFonts w:ascii="Arial" w:hAnsi="Arial" w:cs="Arial"/>
-          <w:sz w:val="20"/>
-          <w:szCs w:val="20"/>
-        </w:rPr>
-        <w:br/>
-      </w:r>
     </w:p>
     <w:p>
       <w:pPr>
@@ -3657,6 +3470,18 @@
         <w:spacing w:after="0" w:line="240" w:lineRule="auto"/>
         <w:rPr>
           <w:rFonts w:ascii="Arial" w:hAnsi="Arial" w:cs="Arial"/>
+          <w:b/>
+          <w:bCs/>
+          <w:sz w:val="20"/>
+          <w:szCs w:val="20"/>
+        </w:rPr>
+      </w:pPr>
+    </w:p>
+    <w:p>
+      <w:pPr>
+        <w:spacing w:after="0" w:line="240" w:lineRule="auto"/>
+        <w:rPr>
+          <w:rFonts w:ascii="Arial" w:hAnsi="Arial" w:cs="Arial"/>
           <w:sz w:val="20"/>
           <w:szCs w:val="20"/>
         </w:rPr>
@@ -3678,14 +3503,6 @@
         </w:rPr>
         <w:t>34. The scope of a handler is:</w:t>
       </w:r>
-      <w:r>
-        <w:rPr>
-          <w:rFonts w:ascii="Arial" w:hAnsi="Arial" w:cs="Arial"/>
-          <w:sz w:val="20"/>
-          <w:szCs w:val="20"/>
-        </w:rPr>
-        <w:br/>
-      </w:r>
     </w:p>
     <w:p>
       <w:pPr>
@@ -3789,14 +3606,6 @@
         </w:rPr>
         <w:t>35. To handle any error except NOT FOUND, you can use:</w:t>
       </w:r>
-      <w:r>
-        <w:rPr>
-          <w:rFonts w:ascii="Arial" w:hAnsi="Arial" w:cs="Arial"/>
-          <w:sz w:val="20"/>
-          <w:szCs w:val="20"/>
-        </w:rPr>
-        <w:br/>
-      </w:r>
     </w:p>
     <w:p>
       <w:pPr>
@@ -3896,14 +3705,6 @@
         </w:rPr>
         <w:t>36. Which is a key feature of NoSQL databases?</w:t>
       </w:r>
-      <w:r>
-        <w:rPr>
-          <w:rFonts w:ascii="Arial" w:hAnsi="Arial" w:cs="Arial"/>
-          <w:sz w:val="20"/>
-          <w:szCs w:val="20"/>
-        </w:rPr>
-        <w:br/>
-      </w:r>
     </w:p>
     <w:p>
       <w:pPr>
@@ -4075,14 +3876,6 @@
         </w:rPr>
         <w:t>38. Which is NOT a characteristic of NoSQL?</w:t>
       </w:r>
-      <w:r>
-        <w:rPr>
-          <w:rFonts w:ascii="Arial" w:hAnsi="Arial" w:cs="Arial"/>
-          <w:sz w:val="20"/>
-          <w:szCs w:val="20"/>
-        </w:rPr>
-        <w:br/>
-      </w:r>
     </w:p>
     <w:p>
       <w:pPr>
@@ -4186,14 +3979,6 @@
         </w:rPr>
         <w:t>39. The term "NoSQL" originally meant:</w:t>
       </w:r>
-      <w:r>
-        <w:rPr>
-          <w:rFonts w:ascii="Arial" w:hAnsi="Arial" w:cs="Arial"/>
-          <w:sz w:val="20"/>
-          <w:szCs w:val="20"/>
-        </w:rPr>
-        <w:br/>
-      </w:r>
     </w:p>
     <w:p>
       <w:pPr>
@@ -4293,14 +4078,6 @@
         </w:rPr>
         <w:t>40. Which is an example of structured data?</w:t>
       </w:r>
-      <w:r>
-        <w:rPr>
-          <w:rFonts w:ascii="Arial" w:hAnsi="Arial" w:cs="Arial"/>
-          <w:sz w:val="20"/>
-          <w:szCs w:val="20"/>
-        </w:rPr>
-        <w:br/>
-      </w:r>
     </w:p>
     <w:p>
       <w:pPr>
@@ -4404,14 +4181,6 @@
         </w:rPr>
         <w:t>41. JSON and XML are examples of:</w:t>
       </w:r>
-      <w:r>
-        <w:rPr>
-          <w:rFonts w:ascii="Arial" w:hAnsi="Arial" w:cs="Arial"/>
-          <w:sz w:val="20"/>
-          <w:szCs w:val="20"/>
-        </w:rPr>
-        <w:br/>
-      </w:r>
     </w:p>
     <w:p>
       <w:pPr>
@@ -4515,14 +4284,6 @@
         </w:rPr>
         <w:t>42. Which is unstructured data?</w:t>
       </w:r>
-      <w:r>
-        <w:rPr>
-          <w:rFonts w:ascii="Arial" w:hAnsi="Arial" w:cs="Arial"/>
-          <w:sz w:val="20"/>
-          <w:szCs w:val="20"/>
-        </w:rPr>
-        <w:br/>
-      </w:r>
     </w:p>
     <w:p>
       <w:pPr>
@@ -4622,14 +4383,6 @@
         </w:rPr>
         <w:t>43. Which is TRUE about RDBMS compared to NoSQL?</w:t>
       </w:r>
-      <w:r>
-        <w:rPr>
-          <w:rFonts w:ascii="Arial" w:hAnsi="Arial" w:cs="Arial"/>
-          <w:sz w:val="20"/>
-          <w:szCs w:val="20"/>
-        </w:rPr>
-        <w:br/>
-      </w:r>
     </w:p>
     <w:p>
       <w:pPr>
@@ -4733,14 +4486,6 @@
         </w:rPr>
         <w:t>44. NoSQL databases typically sacrifice which property for scalability?</w:t>
       </w:r>
-      <w:r>
-        <w:rPr>
-          <w:rFonts w:ascii="Arial" w:hAnsi="Arial" w:cs="Arial"/>
-          <w:sz w:val="20"/>
-          <w:szCs w:val="20"/>
-        </w:rPr>
-        <w:br/>
-      </w:r>
     </w:p>
     <w:p>
       <w:pPr>
@@ -4844,14 +4589,6 @@
         </w:rPr>
         <w:t>45. Which is a disadvantage of NoSQL compared to RDBMS?</w:t>
       </w:r>
-      <w:r>
-        <w:rPr>
-          <w:rFonts w:ascii="Arial" w:hAnsi="Arial" w:cs="Arial"/>
-          <w:sz w:val="20"/>
-          <w:szCs w:val="20"/>
-        </w:rPr>
-        <w:br/>
-      </w:r>
     </w:p>
     <w:p>
       <w:pPr>
@@ -5019,14 +4756,6 @@
         </w:rPr>
         <w:t>47. In CAP theorem, "Consistency" means:</w:t>
       </w:r>
-      <w:r>
-        <w:rPr>
-          <w:rFonts w:ascii="Arial" w:hAnsi="Arial" w:cs="Arial"/>
-          <w:sz w:val="20"/>
-          <w:szCs w:val="20"/>
-        </w:rPr>
-        <w:br/>
-      </w:r>
     </w:p>
     <w:p>
       <w:pPr>
@@ -5130,14 +4859,6 @@
         </w:rPr>
         <w:t>48. "Availability" in CAP means:</w:t>
       </w:r>
-      <w:r>
-        <w:rPr>
-          <w:rFonts w:ascii="Arial" w:hAnsi="Arial" w:cs="Arial"/>
-          <w:sz w:val="20"/>
-          <w:szCs w:val="20"/>
-        </w:rPr>
-        <w:br/>
-      </w:r>
     </w:p>
     <w:p>
       <w:pPr>
@@ -5309,14 +5030,6 @@
         </w:rPr>
         <w:t>50. A CP system (Consistency + Partition tolerance) sacrifices:</w:t>
       </w:r>
-      <w:r>
-        <w:rPr>
-          <w:rFonts w:ascii="Arial" w:hAnsi="Arial" w:cs="Arial"/>
-          <w:sz w:val="20"/>
-          <w:szCs w:val="20"/>
-        </w:rPr>
-        <w:br/>
-      </w:r>
     </w:p>
     <w:p>
       <w:pPr>
@@ -5416,14 +5129,6 @@
         </w:rPr>
         <w:t>51. BASE stands for:</w:t>
       </w:r>
-      <w:r>
-        <w:rPr>
-          <w:rFonts w:ascii="Arial" w:hAnsi="Arial" w:cs="Arial"/>
-          <w:sz w:val="20"/>
-          <w:szCs w:val="20"/>
-        </w:rPr>
-        <w:br/>
-      </w:r>
     </w:p>
     <w:p>
       <w:pPr>
@@ -5527,14 +5232,6 @@
         </w:rPr>
         <w:t>52. "Basically Available" in BASE means:</w:t>
       </w:r>
-      <w:r>
-        <w:rPr>
-          <w:rFonts w:ascii="Arial" w:hAnsi="Arial" w:cs="Arial"/>
-          <w:sz w:val="20"/>
-          <w:szCs w:val="20"/>
-        </w:rPr>
-        <w:br/>
-      </w:r>
     </w:p>
     <w:p>
       <w:pPr>
@@ -5638,14 +5335,6 @@
         </w:rPr>
         <w:t>53. "Soft state" means:</w:t>
       </w:r>
-      <w:r>
-        <w:rPr>
-          <w:rFonts w:ascii="Arial" w:hAnsi="Arial" w:cs="Arial"/>
-          <w:sz w:val="20"/>
-          <w:szCs w:val="20"/>
-        </w:rPr>
-        <w:br/>
-      </w:r>
     </w:p>
     <w:p>
       <w:pPr>
@@ -5728,6 +5417,18 @@
         <w:spacing w:after="0" w:line="240" w:lineRule="auto"/>
         <w:rPr>
           <w:rFonts w:ascii="Arial" w:hAnsi="Arial" w:cs="Arial"/>
+          <w:b/>
+          <w:bCs/>
+          <w:sz w:val="20"/>
+          <w:szCs w:val="20"/>
+        </w:rPr>
+      </w:pPr>
+    </w:p>
+    <w:p>
+      <w:pPr>
+        <w:spacing w:after="0" w:line="240" w:lineRule="auto"/>
+        <w:rPr>
+          <w:rFonts w:ascii="Arial" w:hAnsi="Arial" w:cs="Arial"/>
           <w:sz w:val="20"/>
           <w:szCs w:val="20"/>
         </w:rPr>
@@ -5749,14 +5450,6 @@
         </w:rPr>
         <w:t>54. "Eventual consistency" means:</w:t>
       </w:r>
-      <w:r>
-        <w:rPr>
-          <w:rFonts w:ascii="Arial" w:hAnsi="Arial" w:cs="Arial"/>
-          <w:sz w:val="20"/>
-          <w:szCs w:val="20"/>
-        </w:rPr>
-        <w:br/>
-      </w:r>
     </w:p>
     <w:p>
       <w:pPr>
@@ -5860,14 +5553,6 @@
         </w:rPr>
         <w:t>55. BASE is an alternative to:</w:t>
       </w:r>
-      <w:r>
-        <w:rPr>
-          <w:rFonts w:ascii="Arial" w:hAnsi="Arial" w:cs="Arial"/>
-          <w:sz w:val="20"/>
-          <w:szCs w:val="20"/>
-        </w:rPr>
-        <w:br/>
-      </w:r>
     </w:p>
     <w:p>
       <w:pPr>
@@ -5967,14 +5652,6 @@
         </w:rPr>
         <w:t>56. Redis is an example of which NoSQL category?</w:t>
       </w:r>
-      <w:r>
-        <w:rPr>
-          <w:rFonts w:ascii="Arial" w:hAnsi="Arial" w:cs="Arial"/>
-          <w:sz w:val="20"/>
-          <w:szCs w:val="20"/>
-        </w:rPr>
-        <w:br/>
-      </w:r>
     </w:p>
     <w:p>
       <w:pPr>
@@ -6078,14 +5755,6 @@
         </w:rPr>
         <w:t>57. MongoDB belongs to which category?</w:t>
       </w:r>
-      <w:r>
-        <w:rPr>
-          <w:rFonts w:ascii="Arial" w:hAnsi="Arial" w:cs="Arial"/>
-          <w:sz w:val="20"/>
-          <w:szCs w:val="20"/>
-        </w:rPr>
-        <w:br/>
-      </w:r>
     </w:p>
     <w:p>
       <w:pPr>
@@ -6189,14 +5858,6 @@
         </w:rPr>
         <w:t>58. Cassandra is an example of:</w:t>
       </w:r>
-      <w:r>
-        <w:rPr>
-          <w:rFonts w:ascii="Arial" w:hAnsi="Arial" w:cs="Arial"/>
-          <w:sz w:val="20"/>
-          <w:szCs w:val="20"/>
-        </w:rPr>
-        <w:br/>
-      </w:r>
     </w:p>
     <w:p>
       <w:pPr>
@@ -6300,14 +5961,6 @@
         </w:rPr>
         <w:t>59. Neo4j is an example of:</w:t>
       </w:r>
-      <w:r>
-        <w:rPr>
-          <w:rFonts w:ascii="Arial" w:hAnsi="Arial" w:cs="Arial"/>
-          <w:sz w:val="20"/>
-          <w:szCs w:val="20"/>
-        </w:rPr>
-        <w:br/>
-      </w:r>
     </w:p>
     <w:p>
       <w:pPr>
@@ -6411,14 +6064,6 @@
         </w:rPr>
         <w:t>60. Which NoSQL type is best for social network relationships (friends, followers)?</w:t>
       </w:r>
-      <w:r>
-        <w:rPr>
-          <w:rFonts w:ascii="Arial" w:hAnsi="Arial" w:cs="Arial"/>
-          <w:sz w:val="20"/>
-          <w:szCs w:val="20"/>
-        </w:rPr>
-        <w:br/>
-      </w:r>
     </w:p>
     <w:p>
       <w:pPr>
@@ -6522,14 +6167,6 @@
         </w:rPr>
         <w:t>61. Which category uses JSON-like documents as storage units?</w:t>
       </w:r>
-      <w:r>
-        <w:rPr>
-          <w:rFonts w:ascii="Arial" w:hAnsi="Arial" w:cs="Arial"/>
-          <w:sz w:val="20"/>
-          <w:szCs w:val="20"/>
-        </w:rPr>
-        <w:br/>
-      </w:r>
     </w:p>
     <w:p>
       <w:pPr>
@@ -6633,14 +6270,6 @@
         </w:rPr>
         <w:t>62. Amazon DynamoDB is primarily:</w:t>
       </w:r>
-      <w:r>
-        <w:rPr>
-          <w:rFonts w:ascii="Arial" w:hAnsi="Arial" w:cs="Arial"/>
-          <w:sz w:val="20"/>
-          <w:szCs w:val="20"/>
-        </w:rPr>
-        <w:br/>
-      </w:r>
     </w:p>
     <w:p>
       <w:pPr>
@@ -6740,14 +6369,6 @@
         </w:rPr>
         <w:t>63. Which is a feature of MongoDB?</w:t>
       </w:r>
-      <w:r>
-        <w:rPr>
-          <w:rFonts w:ascii="Arial" w:hAnsi="Arial" w:cs="Arial"/>
-          <w:sz w:val="20"/>
-          <w:szCs w:val="20"/>
-        </w:rPr>
-        <w:br/>
-      </w:r>
     </w:p>
     <w:p>
       <w:pPr>
@@ -6851,14 +6472,6 @@
         </w:rPr>
         <w:t>64. MongoDB stores data in:</w:t>
       </w:r>
-      <w:r>
-        <w:rPr>
-          <w:rFonts w:ascii="Arial" w:hAnsi="Arial" w:cs="Arial"/>
-          <w:sz w:val="20"/>
-          <w:szCs w:val="20"/>
-        </w:rPr>
-        <w:br/>
-      </w:r>
     </w:p>
     <w:p>
       <w:pPr>
@@ -6962,14 +6575,6 @@
         </w:rPr>
         <w:t>65. The default port for MongoDB is:</w:t>
       </w:r>
-      <w:r>
-        <w:rPr>
-          <w:rFonts w:ascii="Arial" w:hAnsi="Arial" w:cs="Arial"/>
-          <w:sz w:val="20"/>
-          <w:szCs w:val="20"/>
-        </w:rPr>
-        <w:br/>
-      </w:r>
     </w:p>
     <w:p>
       <w:pPr>
@@ -7073,14 +6678,6 @@
         </w:rPr>
         <w:t>66. MongoDB Compass is:</w:t>
       </w:r>
-      <w:r>
-        <w:rPr>
-          <w:rFonts w:ascii="Arial" w:hAnsi="Arial" w:cs="Arial"/>
-          <w:sz w:val="20"/>
-          <w:szCs w:val="20"/>
-        </w:rPr>
-        <w:br/>
-      </w:r>
     </w:p>
     <w:p>
       <w:pPr>
@@ -7184,14 +6781,6 @@
         </w:rPr>
         <w:t>67. The mongo shell is used for:</w:t>
       </w:r>
-      <w:r>
-        <w:rPr>
-          <w:rFonts w:ascii="Arial" w:hAnsi="Arial" w:cs="Arial"/>
-          <w:sz w:val="20"/>
-          <w:szCs w:val="20"/>
-        </w:rPr>
-        <w:br/>
-      </w:r>
     </w:p>
     <w:p>
       <w:pPr>
@@ -7291,14 +6880,6 @@
         </w:rPr>
         <w:t>68. In MongoDB, a document is analogous to RDBMS:</w:t>
       </w:r>
-      <w:r>
-        <w:rPr>
-          <w:rFonts w:ascii="Arial" w:hAnsi="Arial" w:cs="Arial"/>
-          <w:sz w:val="20"/>
-          <w:szCs w:val="20"/>
-        </w:rPr>
-        <w:br/>
-      </w:r>
     </w:p>
     <w:p>
       <w:pPr>
@@ -7381,6 +6962,18 @@
         <w:spacing w:after="0" w:line="240" w:lineRule="auto"/>
         <w:rPr>
           <w:rFonts w:ascii="Arial" w:hAnsi="Arial" w:cs="Arial"/>
+          <w:b/>
+          <w:bCs/>
+          <w:sz w:val="20"/>
+          <w:szCs w:val="20"/>
+        </w:rPr>
+      </w:pPr>
+    </w:p>
+    <w:p>
+      <w:pPr>
+        <w:spacing w:after="0" w:line="240" w:lineRule="auto"/>
+        <w:rPr>
+          <w:rFonts w:ascii="Arial" w:hAnsi="Arial" w:cs="Arial"/>
           <w:sz w:val="20"/>
           <w:szCs w:val="20"/>
         </w:rPr>
@@ -7402,14 +6995,6 @@
         </w:rPr>
         <w:t>69. A collection in MongoDB is analogous to RDBMS:</w:t>
       </w:r>
-      <w:r>
-        <w:rPr>
-          <w:rFonts w:ascii="Arial" w:hAnsi="Arial" w:cs="Arial"/>
-          <w:sz w:val="20"/>
-          <w:szCs w:val="20"/>
-        </w:rPr>
-        <w:br/>
-      </w:r>
     </w:p>
     <w:p>
       <w:pPr>
@@ -7513,14 +7098,6 @@
         </w:rPr>
         <w:t>70. What is BSON?</w:t>
       </w:r>
-      <w:r>
-        <w:rPr>
-          <w:rFonts w:ascii="Arial" w:hAnsi="Arial" w:cs="Arial"/>
-          <w:sz w:val="20"/>
-          <w:szCs w:val="20"/>
-        </w:rPr>
-        <w:br/>
-      </w:r>
     </w:p>
     <w:p>
       <w:pPr>
@@ -7624,14 +7201,6 @@
         </w:rPr>
         <w:t>71. MongoDB documents are stored in which format internally?</w:t>
       </w:r>
-      <w:r>
-        <w:rPr>
-          <w:rFonts w:ascii="Arial" w:hAnsi="Arial" w:cs="Arial"/>
-          <w:sz w:val="20"/>
-          <w:szCs w:val="20"/>
-        </w:rPr>
-        <w:br/>
-      </w:r>
     </w:p>
     <w:p>
       <w:pPr>
@@ -7735,14 +7304,6 @@
         </w:rPr>
         <w:t>72. Maximum document size in MongoDB is:</w:t>
       </w:r>
-      <w:r>
-        <w:rPr>
-          <w:rFonts w:ascii="Arial" w:hAnsi="Arial" w:cs="Arial"/>
-          <w:sz w:val="20"/>
-          <w:szCs w:val="20"/>
-        </w:rPr>
-        <w:br/>
-      </w:r>
     </w:p>
     <w:p>
       <w:pPr>
@@ -7846,14 +7407,6 @@
         </w:rPr>
         <w:t>73. A field in MongoDB document that uniquely identifies it is:</w:t>
       </w:r>
-      <w:r>
-        <w:rPr>
-          <w:rFonts w:ascii="Arial" w:hAnsi="Arial" w:cs="Arial"/>
-          <w:sz w:val="20"/>
-          <w:szCs w:val="20"/>
-        </w:rPr>
-        <w:br/>
-      </w:r>
     </w:p>
     <w:p>
       <w:pPr>
@@ -7957,14 +7510,6 @@
         </w:rPr>
         <w:t>74. If you insert a document without _id field, MongoDB:</w:t>
       </w:r>
-      <w:r>
-        <w:rPr>
-          <w:rFonts w:ascii="Arial" w:hAnsi="Arial" w:cs="Arial"/>
-          <w:sz w:val="20"/>
-          <w:szCs w:val="20"/>
-        </w:rPr>
-        <w:br/>
-      </w:r>
     </w:p>
     <w:p>
       <w:pPr>
@@ -8064,14 +7609,6 @@
         </w:rPr>
         <w:t>75. Which command inserts a document into a collection?</w:t>
       </w:r>
-      <w:r>
-        <w:rPr>
-          <w:rFonts w:ascii="Arial" w:hAnsi="Arial" w:cs="Arial"/>
-          <w:sz w:val="20"/>
-          <w:szCs w:val="20"/>
-        </w:rPr>
-        <w:br/>
-      </w:r>
     </w:p>
     <w:p>
       <w:pPr>
@@ -8175,14 +7712,6 @@
         </w:rPr>
         <w:t>76. To find all documents in a collection, you use:</w:t>
       </w:r>
-      <w:r>
-        <w:rPr>
-          <w:rFonts w:ascii="Arial" w:hAnsi="Arial" w:cs="Arial"/>
-          <w:sz w:val="20"/>
-          <w:szCs w:val="20"/>
-        </w:rPr>
-        <w:br/>
-      </w:r>
     </w:p>
     <w:p>
       <w:pPr>
@@ -8286,14 +7815,6 @@
         </w:rPr>
         <w:t>77. Which method updates a document in MongoDB?</w:t>
       </w:r>
-      <w:r>
-        <w:rPr>
-          <w:rFonts w:ascii="Arial" w:hAnsi="Arial" w:cs="Arial"/>
-          <w:sz w:val="20"/>
-          <w:szCs w:val="20"/>
-        </w:rPr>
-        <w:br/>
-      </w:r>
     </w:p>
     <w:p>
       <w:pPr>
@@ -8397,14 +7918,6 @@
         </w:rPr>
         <w:t>78. To delete a document, you use:</w:t>
       </w:r>
-      <w:r>
-        <w:rPr>
-          <w:rFonts w:ascii="Arial" w:hAnsi="Arial" w:cs="Arial"/>
-          <w:sz w:val="20"/>
-          <w:szCs w:val="20"/>
-        </w:rPr>
-        <w:br/>
-      </w:r>
     </w:p>
     <w:p>
       <w:pPr>
@@ -8508,14 +8021,6 @@
         </w:rPr>
         <w:t>79. What does "upsert" mean in MongoDB?</w:t>
       </w:r>
-      <w:r>
-        <w:rPr>
-          <w:rFonts w:ascii="Arial" w:hAnsi="Arial" w:cs="Arial"/>
-          <w:sz w:val="20"/>
-          <w:szCs w:val="20"/>
-        </w:rPr>
-        <w:br/>
-      </w:r>
     </w:p>
     <w:p>
       <w:pPr>
@@ -8619,14 +8124,6 @@
         </w:rPr>
         <w:t>80. db.collection.updateOne({name:"John"}, {$set:{age:30}}, {upsert:true}) will:</w:t>
       </w:r>
-      <w:r>
-        <w:rPr>
-          <w:rFonts w:ascii="Arial" w:hAnsi="Arial" w:cs="Arial"/>
-          <w:sz w:val="20"/>
-          <w:szCs w:val="20"/>
-        </w:rPr>
-        <w:br/>
-      </w:r>
     </w:p>
     <w:p>
       <w:pPr>
@@ -8730,14 +8227,6 @@
         </w:rPr>
         <w:t>81. Which method replaces an entire document?</w:t>
       </w:r>
-      <w:r>
-        <w:rPr>
-          <w:rFonts w:ascii="Arial" w:hAnsi="Arial" w:cs="Arial"/>
-          <w:sz w:val="20"/>
-          <w:szCs w:val="20"/>
-        </w:rPr>
-        <w:br/>
-      </w:r>
     </w:p>
     <w:p>
       <w:pPr>
@@ -8837,14 +8326,6 @@
         </w:rPr>
         <w:t>82. Which operator is used for equality comparison?</w:t>
       </w:r>
-      <w:r>
-        <w:rPr>
-          <w:rFonts w:ascii="Arial" w:hAnsi="Arial" w:cs="Arial"/>
-          <w:sz w:val="20"/>
-          <w:szCs w:val="20"/>
-        </w:rPr>
-        <w:br/>
-      </w:r>
     </w:p>
     <w:p>
       <w:pPr>
@@ -8973,18 +8454,6 @@
         <w:spacing w:after="0" w:line="240" w:lineRule="auto"/>
         <w:rPr>
           <w:rFonts w:ascii="Arial" w:hAnsi="Arial" w:cs="Arial"/>
-          <w:b/>
-          <w:bCs/>
-          <w:sz w:val="20"/>
-          <w:szCs w:val="20"/>
-        </w:rPr>
-      </w:pPr>
-    </w:p>
-    <w:p>
-      <w:pPr>
-        <w:spacing w:after="0" w:line="240" w:lineRule="auto"/>
-        <w:rPr>
-          <w:rFonts w:ascii="Arial" w:hAnsi="Arial" w:cs="Arial"/>
           <w:sz w:val="20"/>
           <w:szCs w:val="20"/>
         </w:rPr>
@@ -9006,14 +8475,6 @@
         </w:rPr>
         <w:t>83. The $gt operator stands for:</w:t>
       </w:r>
-      <w:r>
-        <w:rPr>
-          <w:rFonts w:ascii="Arial" w:hAnsi="Arial" w:cs="Arial"/>
-          <w:sz w:val="20"/>
-          <w:szCs w:val="20"/>
-        </w:rPr>
-        <w:br/>
-      </w:r>
     </w:p>
     <w:p>
       <w:pPr>
@@ -9096,6 +8557,30 @@
         <w:spacing w:after="0" w:line="240" w:lineRule="auto"/>
         <w:rPr>
           <w:rFonts w:ascii="Arial" w:hAnsi="Arial" w:cs="Arial"/>
+          <w:b/>
+          <w:bCs/>
+          <w:sz w:val="20"/>
+          <w:szCs w:val="20"/>
+        </w:rPr>
+      </w:pPr>
+    </w:p>
+    <w:p>
+      <w:pPr>
+        <w:spacing w:after="0" w:line="240" w:lineRule="auto"/>
+        <w:rPr>
+          <w:rFonts w:ascii="Arial" w:hAnsi="Arial" w:cs="Arial"/>
+          <w:b/>
+          <w:bCs/>
+          <w:sz w:val="20"/>
+          <w:szCs w:val="20"/>
+        </w:rPr>
+      </w:pPr>
+    </w:p>
+    <w:p>
+      <w:pPr>
+        <w:spacing w:after="0" w:line="240" w:lineRule="auto"/>
+        <w:rPr>
+          <w:rFonts w:ascii="Arial" w:hAnsi="Arial" w:cs="Arial"/>
           <w:sz w:val="20"/>
           <w:szCs w:val="20"/>
         </w:rPr>
@@ -9117,14 +8602,6 @@
         </w:rPr>
         <w:t>84. Which operator is used for logical AND?</w:t>
       </w:r>
-      <w:r>
-        <w:rPr>
-          <w:rFonts w:ascii="Arial" w:hAnsi="Arial" w:cs="Arial"/>
-          <w:sz w:val="20"/>
-          <w:szCs w:val="20"/>
-        </w:rPr>
-        <w:br/>
-      </w:r>
     </w:p>
     <w:p>
       <w:pPr>
@@ -9319,14 +8796,6 @@
         </w:rPr>
         <w:t>85. To match documents where a field exists, use:</w:t>
       </w:r>
-      <w:r>
-        <w:rPr>
-          <w:rFonts w:ascii="Arial" w:hAnsi="Arial" w:cs="Arial"/>
-          <w:sz w:val="20"/>
-          <w:szCs w:val="20"/>
-        </w:rPr>
-        <w:br/>
-      </w:r>
     </w:p>
     <w:p>
       <w:pPr>
@@ -9521,14 +8990,6 @@
         </w:rPr>
         <w:t>86. Which operator is used for regular expression matching?</w:t>
       </w:r>
-      <w:r>
-        <w:rPr>
-          <w:rFonts w:ascii="Arial" w:hAnsi="Arial" w:cs="Arial"/>
-          <w:sz w:val="20"/>
-          <w:szCs w:val="20"/>
-        </w:rPr>
-        <w:br/>
-      </w:r>
     </w:p>
     <w:p>
       <w:pPr>
@@ -9659,14 +9120,6 @@
         </w:rPr>
         <w:t>87. $in operator matches:</w:t>
       </w:r>
-      <w:r>
-        <w:rPr>
-          <w:rFonts w:ascii="Arial" w:hAnsi="Arial" w:cs="Arial"/>
-          <w:sz w:val="20"/>
-          <w:szCs w:val="20"/>
-        </w:rPr>
-        <w:br/>
-      </w:r>
     </w:p>
     <w:p>
       <w:pPr>
@@ -9770,14 +9223,6 @@
         </w:rPr>
         <w:t>88. To select documents where array field contains a specific value, use:</w:t>
       </w:r>
-      <w:r>
-        <w:rPr>
-          <w:rFonts w:ascii="Arial" w:hAnsi="Arial" w:cs="Arial"/>
-          <w:sz w:val="20"/>
-          <w:szCs w:val="20"/>
-        </w:rPr>
-        <w:br/>
-      </w:r>
     </w:p>
     <w:p>
       <w:pPr>
@@ -9908,14 +9353,6 @@
         </w:rPr>
         <w:t>89. $elemMatch is used to:</w:t>
       </w:r>
-      <w:r>
-        <w:rPr>
-          <w:rFonts w:ascii="Arial" w:hAnsi="Arial" w:cs="Arial"/>
-          <w:sz w:val="20"/>
-          <w:szCs w:val="20"/>
-        </w:rPr>
-        <w:br/>
-      </w:r>
     </w:p>
     <w:p>
       <w:pPr>
@@ -10084,14 +9521,6 @@
         </w:rPr>
         <w:t>91. To sort documents by age in ascending order in find():</w:t>
       </w:r>
-      <w:r>
-        <w:rPr>
-          <w:rFonts w:ascii="Arial" w:hAnsi="Arial" w:cs="Arial"/>
-          <w:sz w:val="20"/>
-          <w:szCs w:val="20"/>
-        </w:rPr>
-        <w:br/>
-      </w:r>
     </w:p>
     <w:p>
       <w:pPr>
@@ -10259,14 +9688,6 @@
         </w:rPr>
         <w:t>92. To sort by age descending:</w:t>
       </w:r>
-      <w:r>
-        <w:rPr>
-          <w:rFonts w:ascii="Arial" w:hAnsi="Arial" w:cs="Arial"/>
-          <w:sz w:val="20"/>
-          <w:szCs w:val="20"/>
-        </w:rPr>
-        <w:br/>
-      </w:r>
     </w:p>
     <w:p>
       <w:pPr>
@@ -10370,14 +9791,6 @@
         </w:rPr>
         <w:t>93. To create an index on the "name" field:</w:t>
       </w:r>
-      <w:r>
-        <w:rPr>
-          <w:rFonts w:ascii="Arial" w:hAnsi="Arial" w:cs="Arial"/>
-          <w:sz w:val="20"/>
-          <w:szCs w:val="20"/>
-        </w:rPr>
-        <w:br/>
-      </w:r>
     </w:p>
     <w:p>
       <w:pPr>
@@ -10481,14 +9894,6 @@
         </w:rPr>
         <w:t>94. A unique index in MongoDB:</w:t>
       </w:r>
-      <w:r>
-        <w:rPr>
-          <w:rFonts w:ascii="Arial" w:hAnsi="Arial" w:cs="Arial"/>
-          <w:sz w:val="20"/>
-          <w:szCs w:val="20"/>
-        </w:rPr>
-        <w:br/>
-      </w:r>
     </w:p>
     <w:p>
       <w:pPr>
@@ -10677,6 +10082,13 @@
           <w:sz w:val="20"/>
           <w:szCs w:val="20"/>
         </w:rPr>
+        <w:sectPr>
+          <w:type w:val="continuous"/>
+          <w:pgSz w:w="11906" w:h="16838"/>
+          <w:pgMar w:top="567" w:right="1440" w:bottom="567" w:left="1440" w:header="708" w:footer="708" w:gutter="0"/>
+          <w:cols w:space="708"/>
+          <w:docGrid w:linePitch="360"/>
+        </w:sectPr>
       </w:pPr>
       <w:r>
         <w:rPr>
@@ -10688,13 +10100,22 @@
         </w:rPr>
         <w:t>96. Compound index in MongoDB is created on:</w:t>
       </w:r>
-      <w:r>
-        <w:rPr>
-          <w:rFonts w:ascii="Arial" w:hAnsi="Arial" w:cs="Arial"/>
-          <w:sz w:val="20"/>
-          <w:szCs w:val="20"/>
-        </w:rPr>
-        <w:br/>
+    </w:p>
+    <w:p>
+      <w:pPr>
+        <w:spacing w:after="0" w:line="240" w:lineRule="auto"/>
+        <w:rPr>
+          <w:rFonts w:ascii="Arial" w:hAnsi="Arial" w:cs="Arial"/>
+          <w:sz w:val="20"/>
+          <w:szCs w:val="20"/>
+        </w:rPr>
+      </w:pPr>
+      <w:r>
+        <w:rPr>
+          <w:rFonts w:ascii="Arial" w:hAnsi="Arial" w:cs="Arial"/>
+          <w:sz w:val="20"/>
+          <w:szCs w:val="20"/>
+        </w:rPr>
         <w:t>A) Single field</w:t>
       </w:r>
       <w:r>
@@ -10735,16 +10156,42 @@
           <w:sz w:val="20"/>
           <w:szCs w:val="20"/>
         </w:rPr>
-      </w:pPr>
-    </w:p>
-    <w:p>
-      <w:pPr>
-        <w:spacing w:after="0" w:line="240" w:lineRule="auto"/>
-        <w:rPr>
-          <w:rFonts w:ascii="Arial" w:hAnsi="Arial" w:cs="Arial"/>
-          <w:sz w:val="20"/>
-          <w:szCs w:val="20"/>
-        </w:rPr>
+        <w:sectPr>
+          <w:type w:val="continuous"/>
+          <w:pgSz w:w="11906" w:h="16838"/>
+          <w:pgMar w:top="567" w:right="1440" w:bottom="567" w:left="1440" w:header="708" w:footer="708" w:gutter="0"/>
+          <w:cols w:num="2" w:space="708"/>
+          <w:docGrid w:linePitch="360"/>
+        </w:sectPr>
+      </w:pPr>
+    </w:p>
+    <w:p>
+      <w:pPr>
+        <w:spacing w:after="0" w:line="240" w:lineRule="auto"/>
+        <w:rPr>
+          <w:rFonts w:ascii="Arial" w:hAnsi="Arial" w:cs="Arial"/>
+          <w:b/>
+          <w:bCs/>
+          <w:sz w:val="20"/>
+          <w:szCs w:val="20"/>
+        </w:rPr>
+      </w:pPr>
+    </w:p>
+    <w:p>
+      <w:pPr>
+        <w:spacing w:after="0" w:line="240" w:lineRule="auto"/>
+        <w:rPr>
+          <w:rFonts w:ascii="Arial" w:hAnsi="Arial" w:cs="Arial"/>
+          <w:sz w:val="20"/>
+          <w:szCs w:val="20"/>
+        </w:rPr>
+        <w:sectPr>
+          <w:type w:val="continuous"/>
+          <w:pgSz w:w="11906" w:h="16838"/>
+          <w:pgMar w:top="567" w:right="1440" w:bottom="567" w:left="1440" w:header="708" w:footer="708" w:gutter="0"/>
+          <w:cols w:space="708"/>
+          <w:docGrid w:linePitch="360"/>
+        </w:sectPr>
       </w:pPr>
       <w:r>
         <w:rPr>
@@ -10756,13 +10203,22 @@
         </w:rPr>
         <w:t>97. Which index type supports geospatial queries?</w:t>
       </w:r>
-      <w:r>
-        <w:rPr>
-          <w:rFonts w:ascii="Arial" w:hAnsi="Arial" w:cs="Arial"/>
-          <w:sz w:val="20"/>
-          <w:szCs w:val="20"/>
-        </w:rPr>
-        <w:br/>
+    </w:p>
+    <w:p>
+      <w:pPr>
+        <w:spacing w:after="0" w:line="240" w:lineRule="auto"/>
+        <w:rPr>
+          <w:rFonts w:ascii="Arial" w:hAnsi="Arial" w:cs="Arial"/>
+          <w:sz w:val="20"/>
+          <w:szCs w:val="20"/>
+        </w:rPr>
+      </w:pPr>
+      <w:r>
+        <w:rPr>
+          <w:rFonts w:ascii="Arial" w:hAnsi="Arial" w:cs="Arial"/>
+          <w:sz w:val="20"/>
+          <w:szCs w:val="20"/>
+        </w:rPr>
         <w:t>A) 2dsphere</w:t>
       </w:r>
       <w:r>
@@ -10803,6 +10259,25 @@
           <w:sz w:val="20"/>
           <w:szCs w:val="20"/>
         </w:rPr>
+        <w:sectPr>
+          <w:type w:val="continuous"/>
+          <w:pgSz w:w="11906" w:h="16838"/>
+          <w:pgMar w:top="567" w:right="1440" w:bottom="567" w:left="1440" w:header="708" w:footer="708" w:gutter="0"/>
+          <w:cols w:num="2" w:space="708"/>
+          <w:docGrid w:linePitch="360"/>
+        </w:sectPr>
+      </w:pPr>
+    </w:p>
+    <w:p>
+      <w:pPr>
+        <w:spacing w:after="0" w:line="240" w:lineRule="auto"/>
+        <w:rPr>
+          <w:rFonts w:ascii="Arial" w:hAnsi="Arial" w:cs="Arial"/>
+          <w:b/>
+          <w:bCs/>
+          <w:sz w:val="20"/>
+          <w:szCs w:val="20"/>
+        </w:rPr>
       </w:pPr>
     </w:p>
     <w:p>
@@ -10881,6 +10356,13 @@
           <w:sz w:val="20"/>
           <w:szCs w:val="20"/>
         </w:rPr>
+        <w:sectPr>
+          <w:type w:val="continuous"/>
+          <w:pgSz w:w="11906" w:h="16838"/>
+          <w:pgMar w:top="567" w:right="1440" w:bottom="567" w:left="1440" w:header="708" w:footer="708" w:gutter="0"/>
+          <w:cols w:space="708"/>
+          <w:docGrid w:linePitch="360"/>
+        </w:sectPr>
       </w:pPr>
       <w:r>
         <w:rPr>
@@ -10892,13 +10374,29 @@
         </w:rPr>
         <w:t>99. The explain() method in MongoDB is used to:</w:t>
       </w:r>
-      <w:r>
-        <w:rPr>
-          <w:rFonts w:ascii="Arial" w:hAnsi="Arial" w:cs="Arial"/>
-          <w:sz w:val="20"/>
-          <w:szCs w:val="20"/>
-        </w:rPr>
-        <w:br/>
+    </w:p>
+    <w:p>
+      <w:pPr>
+        <w:spacing w:after="0" w:line="240" w:lineRule="auto"/>
+        <w:rPr>
+          <w:rFonts w:ascii="Arial" w:hAnsi="Arial" w:cs="Arial"/>
+          <w:sz w:val="20"/>
+          <w:szCs w:val="20"/>
+        </w:rPr>
+        <w:sectPr>
+          <w:type w:val="continuous"/>
+          <w:pgSz w:w="11906" w:h="16838"/>
+          <w:pgMar w:top="567" w:right="1440" w:bottom="567" w:left="1440" w:header="708" w:footer="708" w:gutter="0"/>
+          <w:cols w:num="2" w:space="708"/>
+          <w:docGrid w:linePitch="360"/>
+        </w:sectPr>
+      </w:pPr>
+      <w:r>
+        <w:rPr>
+          <w:rFonts w:ascii="Arial" w:hAnsi="Arial" w:cs="Arial"/>
+          <w:sz w:val="20"/>
+          <w:szCs w:val="20"/>
+        </w:rPr>
         <w:t>A) Show query execution plan</w:t>
       </w:r>
       <w:r>
@@ -10934,21 +10432,38 @@
         <w:spacing w:after="0" w:line="240" w:lineRule="auto"/>
         <w:rPr>
           <w:rFonts w:ascii="Arial" w:hAnsi="Arial" w:cs="Arial"/>
-          <w:b/>
-          <w:bCs/>
-          <w:sz w:val="20"/>
-          <w:szCs w:val="20"/>
-        </w:rPr>
-      </w:pPr>
-    </w:p>
-    <w:p>
-      <w:pPr>
-        <w:spacing w:after="0" w:line="240" w:lineRule="auto"/>
-        <w:rPr>
-          <w:rFonts w:ascii="Arial" w:hAnsi="Arial" w:cs="Arial"/>
-          <w:sz w:val="20"/>
-          <w:szCs w:val="20"/>
-        </w:rPr>
+          <w:sz w:val="20"/>
+          <w:szCs w:val="20"/>
+        </w:rPr>
+      </w:pPr>
+    </w:p>
+    <w:p>
+      <w:pPr>
+        <w:spacing w:after="0" w:line="240" w:lineRule="auto"/>
+        <w:rPr>
+          <w:rFonts w:ascii="Arial" w:hAnsi="Arial" w:cs="Arial"/>
+          <w:b/>
+          <w:bCs/>
+          <w:sz w:val="20"/>
+          <w:szCs w:val="20"/>
+        </w:rPr>
+      </w:pPr>
+    </w:p>
+    <w:p>
+      <w:pPr>
+        <w:spacing w:after="0" w:line="240" w:lineRule="auto"/>
+        <w:rPr>
+          <w:rFonts w:ascii="Arial" w:hAnsi="Arial" w:cs="Arial"/>
+          <w:sz w:val="20"/>
+          <w:szCs w:val="20"/>
+        </w:rPr>
+        <w:sectPr>
+          <w:type w:val="continuous"/>
+          <w:pgSz w:w="11906" w:h="16838"/>
+          <w:pgMar w:top="567" w:right="1440" w:bottom="567" w:left="1440" w:header="708" w:footer="708" w:gutter="0"/>
+          <w:cols w:space="708"/>
+          <w:docGrid w:linePitch="360"/>
+        </w:sectPr>
       </w:pPr>
       <w:r>
         <w:rPr>
@@ -10960,13 +10475,22 @@
         </w:rPr>
         <w:t>100. Which of the following is TRUE about MongoDB indexing?</w:t>
       </w:r>
-      <w:r>
-        <w:rPr>
-          <w:rFonts w:ascii="Arial" w:hAnsi="Arial" w:cs="Arial"/>
-          <w:sz w:val="20"/>
-          <w:szCs w:val="20"/>
-        </w:rPr>
-        <w:br/>
+    </w:p>
+    <w:p>
+      <w:pPr>
+        <w:spacing w:after="0" w:line="240" w:lineRule="auto"/>
+        <w:rPr>
+          <w:rFonts w:ascii="Arial" w:hAnsi="Arial" w:cs="Arial"/>
+          <w:sz w:val="20"/>
+          <w:szCs w:val="20"/>
+        </w:rPr>
+      </w:pPr>
+      <w:r>
+        <w:rPr>
+          <w:rFonts w:ascii="Arial" w:hAnsi="Arial" w:cs="Arial"/>
+          <w:sz w:val="20"/>
+          <w:szCs w:val="20"/>
+        </w:rPr>
         <w:t>A) Indexes improve read performance but slow down writes</w:t>
       </w:r>
       <w:r>
@@ -10996,6 +10520,23 @@
         <w:br/>
         <w:t>D) Indexes are not used for sorting</w:t>
       </w:r>
+    </w:p>
+    <w:p>
+      <w:pPr>
+        <w:spacing w:after="0" w:line="240" w:lineRule="auto"/>
+        <w:rPr>
+          <w:rFonts w:ascii="Arial" w:hAnsi="Arial" w:cs="Arial"/>
+          <w:sz w:val="20"/>
+          <w:szCs w:val="20"/>
+        </w:rPr>
+        <w:sectPr>
+          <w:type w:val="continuous"/>
+          <w:pgSz w:w="11906" w:h="16838"/>
+          <w:pgMar w:top="567" w:right="1440" w:bottom="567" w:left="1440" w:header="708" w:footer="708" w:gutter="0"/>
+          <w:cols w:num="2" w:space="708"/>
+          <w:docGrid w:linePitch="360"/>
+        </w:sectPr>
+      </w:pPr>
     </w:p>
     <w:p>
       <w:pPr>
@@ -19151,6 +18692,7 @@
   <w:style w:type="character" w:default="1" w:styleId="DefaultParagraphFont">
     <w:name w:val="Default Paragraph Font"/>
     <w:uiPriority w:val="1"/>
+    <w:semiHidden/>
     <w:unhideWhenUsed/>
   </w:style>
   <w:style w:type="table" w:default="1" w:styleId="TableNormal">
@@ -19616,10 +19158,12 @@
     <w:rsid w:val="00C3627A"/>
     <w:rsid w:val="00C7492E"/>
     <w:rsid w:val="00CD077B"/>
+    <w:rsid w:val="00CD0DD7"/>
     <w:rsid w:val="00CE4C98"/>
     <w:rsid w:val="00D61E8D"/>
     <w:rsid w:val="00DA4C15"/>
     <w:rsid w:val="00DB1715"/>
+    <w:rsid w:val="00EA552D"/>
     <w:rsid w:val="00F342DD"/>
   </w:rsids>
   <m:mathPr>
